--- a/heb/docx/36.content.docx
+++ b/heb/docx/36.content.docx
@@ -9,6 +9,8 @@
       </w:pPr>
       <w:r>
         <w:rPr>
+          <w:rtl/>
+          <w:cs/>
           <w:lang w:val="he_IL" w:bidi="he_IL"/>
         </w:rPr>
       </w:r>
@@ -20,12 +22,16 @@
       </w:pPr>
       <w:r>
         <w:rPr>
+          <w:rtl/>
+          <w:cs/>
           <w:lang w:val="he_IL" w:bidi="he_IL"/>
         </w:rPr>
         <w:t>Resource: The Westminster Leningrad Codex</w:t>
       </w:r>
       <w:r>
         <w:rPr>
+          <w:rtl/>
+          <w:cs/>
           <w:lang w:val="he_IL" w:bidi="he_IL"/>
         </w:rPr>
       </w:r>
@@ -36,18 +42,24 @@
       </w:pPr>
       <w:r>
         <w:rPr>
+          <w:rtl/>
+          <w:cs/>
           <w:lang w:val="he_IL" w:bidi="he_IL"/>
         </w:rPr>
       </w:r>
       <w:r>
         <w:rPr>
           <w:b/>
+          <w:rtl/>
+          <w:cs/>
           <w:lang w:val="he_IL" w:bidi="he_IL"/>
         </w:rPr>
         <w:t>The Westminster Leningrad Codex</w:t>
       </w:r>
       <w:r>
         <w:rPr>
+          <w:rtl/>
+          <w:cs/>
           <w:lang w:val="he_IL" w:bidi="he_IL"/>
         </w:rPr>
         <w:t xml:space="preserve"> © 2019 </w:t>
@@ -55,6 +67,8 @@
       <w:hyperlink r:id="rId13">
         <w:r>
           <w:rPr>
+            <w:rtl/>
+            <w:cs/>
             <w:lang w:val="he_IL" w:bidi="he_IL"/>
           </w:rPr>
           <w:rPr>
@@ -66,6 +80,8 @@
       </w:hyperlink>
       <w:r>
         <w:rPr>
+          <w:rtl/>
+          <w:cs/>
           <w:lang w:val="he_IL" w:bidi="he_IL"/>
         </w:rPr>
         <w:t xml:space="preserve">, licensed under a </w:t>
@@ -73,6 +89,8 @@
       <w:hyperlink r:id="rId14">
         <w:r>
           <w:rPr>
+            <w:rtl/>
+            <w:cs/>
             <w:lang w:val="he_IL" w:bidi="he_IL"/>
           </w:rPr>
           <w:rPr>
@@ -84,17 +102,23 @@
       </w:hyperlink>
       <w:r>
         <w:rPr>
+          <w:rtl/>
+          <w:cs/>
           <w:lang w:val="he_IL" w:bidi="he_IL"/>
         </w:rPr>
         <w:t>.</w:t>
       </w:r>
       <w:r>
         <w:rPr>
-          <w:lang w:val="he_IL" w:bidi="he_IL"/>
-        </w:rPr>
-      </w:r>
-      <w:r>
-        <w:rPr>
+          <w:rtl/>
+          <w:cs/>
+          <w:lang w:val="he_IL" w:bidi="he_IL"/>
+        </w:rPr>
+      </w:r>
+      <w:r>
+        <w:rPr>
+          <w:rtl/>
+          <w:cs/>
           <w:lang w:val="he_IL" w:bidi="he_IL"/>
         </w:rPr>
       </w:r>
@@ -106,6 +130,8 @@
       </w:pPr>
       <w:r>
         <w:rPr>
+          <w:rtl/>
+          <w:cs/>
           <w:lang w:val="he_IL" w:bidi="he_IL"/>
         </w:rPr>
         <w:t>The Westminster Leningrad Codex</w:t>
@@ -135,6 +161,8 @@
       </w:pPr>
       <w:r>
         <w:rPr>
+          <w:rtl/>
+          <w:cs/>
           <w:lang w:val="he_IL" w:bidi="he_IL"/>
         </w:rPr>
       </w:r>
@@ -146,6 +174,8 @@
       </w:pPr>
       <w:r>
         <w:rPr>
+          <w:rtl/>
+          <w:cs/>
           <w:lang w:val="he_IL" w:bidi="he_IL"/>
         </w:rPr>
       </w:r>
@@ -156,22 +186,30 @@
       </w:pPr>
       <w:r>
         <w:rPr>
-          <w:lang w:val="he_IL" w:bidi="he_IL"/>
-        </w:rPr>
-      </w:r>
-      <w:r>
-        <w:rPr>
+          <w:rtl/>
+          <w:cs/>
+          <w:lang w:val="he_IL" w:bidi="he_IL"/>
+        </w:rPr>
+      </w:r>
+      <w:r>
+        <w:rPr>
+          <w:rtl/>
+          <w:cs/>
           <w:lang w:val="he_IL" w:bidi="he_IL"/>
         </w:rPr>
         <w:t xml:space="preserve"> </w:t>
       </w:r>
       <w:r>
         <w:rPr>
-          <w:lang w:val="he_IL" w:bidi="he_IL"/>
-        </w:rPr>
-      </w:r>
-      <w:r>
-        <w:rPr>
+          <w:rtl/>
+          <w:cs/>
+          <w:lang w:val="he_IL" w:bidi="he_IL"/>
+        </w:rPr>
+      </w:r>
+      <w:r>
+        <w:rPr>
+          <w:rtl/>
+          <w:cs/>
           <w:lang w:val="he_IL" w:bidi="he_IL"/>
         </w:rPr>
       </w:r>
@@ -198,12 +236,16 @@
       </w:pPr>
       <w:r>
         <w:rPr>
+          <w:rtl/>
+          <w:cs/>
           <w:lang w:val="he_IL" w:bidi="he_IL"/>
         </w:rPr>
         <w:t>Zephaniah 1:1</w:t>
       </w:r>
       <w:r>
         <w:rPr>
+          <w:rtl/>
+          <w:cs/>
           <w:lang w:val="he_IL" w:bidi="he_IL"/>
         </w:rPr>
       </w:r>
@@ -214,18 +256,24 @@
       </w:pPr>
       <w:r>
         <w:rPr>
+          <w:rtl/>
+          <w:cs/>
           <w:lang w:val="he_IL" w:bidi="he_IL"/>
         </w:rPr>
       </w:r>
       <w:r>
         <w:rPr>
           <w:vertAlign w:val="superscript"/>
+          <w:rtl/>
+          <w:cs/>
           <w:lang w:val="he_IL" w:bidi="he_IL"/>
         </w:rPr>
         <w:t>1</w:t>
       </w:r>
       <w:r>
         <w:rPr>
+          <w:rtl/>
+          <w:cs/>
           <w:lang w:val="he_IL" w:bidi="he_IL"/>
         </w:rPr>
         <w:t xml:space="preserve"> דְּבַר־יְהוָ֣ה ׀ אֲשֶׁ֣ר הָיָ֗ה אֶל־צְפַנְיָה֙ בֶּן־כּוּשִׁ֣י בֶן־גְּדַלְיָ֔ה בֶּן־אֲמַרְיָ֖ה בֶּן־חִזְקִיָּ֑ה בִּימֵ֛י יֹאשִׁיָּ֥הוּ בֶן־אָמ֖וֹן מֶ֥לֶךְ יְהוּדָֽה׃</w:t>
@@ -237,18 +285,24 @@
       </w:pPr>
       <w:r>
         <w:rPr>
+          <w:rtl/>
+          <w:cs/>
           <w:lang w:val="he_IL" w:bidi="he_IL"/>
         </w:rPr>
       </w:r>
       <w:r>
         <w:rPr>
           <w:vertAlign w:val="superscript"/>
+          <w:rtl/>
+          <w:cs/>
           <w:lang w:val="he_IL" w:bidi="he_IL"/>
         </w:rPr>
         <w:t>2</w:t>
       </w:r>
       <w:r>
         <w:rPr>
+          <w:rtl/>
+          <w:cs/>
           <w:lang w:val="he_IL" w:bidi="he_IL"/>
         </w:rPr>
         <w:t xml:space="preserve"> אָסֹ֨ף אָסֵ֜ף כֹּ֗ל מֵעַ֛ל פְּנֵ֥י הָאֲדָמָ֖ה נְאֻם־יְהוָֽה׃</w:t>
@@ -260,18 +314,24 @@
       </w:pPr>
       <w:r>
         <w:rPr>
+          <w:rtl/>
+          <w:cs/>
           <w:lang w:val="he_IL" w:bidi="he_IL"/>
         </w:rPr>
       </w:r>
       <w:r>
         <w:rPr>
           <w:vertAlign w:val="superscript"/>
+          <w:rtl/>
+          <w:cs/>
           <w:lang w:val="he_IL" w:bidi="he_IL"/>
         </w:rPr>
         <w:t>3</w:t>
       </w:r>
       <w:r>
         <w:rPr>
+          <w:rtl/>
+          <w:cs/>
           <w:lang w:val="he_IL" w:bidi="he_IL"/>
         </w:rPr>
         <w:t xml:space="preserve"> אָסֵ֨ף אָדָ֜ם וּבְהֵמָ֗ה אָסֵ֤ף עוֹף־הַשָּׁמַ֙יִם֙ וּדְגֵ֣י הַיָּ֔ם וְהַמַּכְשֵׁל֖וֹת אֶת־הָרְשָׁעִ֑ים וְהִכְרַתִּ֣י אֶת־הָאָדָ֗ם מֵעַ֛ל פְּנֵ֥י הָאֲדָמָ֖ה נְאֻם־יְהוָֽה׃</w:t>
@@ -283,18 +343,24 @@
       </w:pPr>
       <w:r>
         <w:rPr>
+          <w:rtl/>
+          <w:cs/>
           <w:lang w:val="he_IL" w:bidi="he_IL"/>
         </w:rPr>
       </w:r>
       <w:r>
         <w:rPr>
           <w:vertAlign w:val="superscript"/>
+          <w:rtl/>
+          <w:cs/>
           <w:lang w:val="he_IL" w:bidi="he_IL"/>
         </w:rPr>
         <w:t>4</w:t>
       </w:r>
       <w:r>
         <w:rPr>
+          <w:rtl/>
+          <w:cs/>
           <w:lang w:val="he_IL" w:bidi="he_IL"/>
         </w:rPr>
         <w:t xml:space="preserve"> וְנָטִ֤יתִי יָדִי֙ עַל־יְהוּדָ֔ה וְעַ֖ל כָּל־יוֹשְׁבֵ֣י יְרוּשָׁלִָ֑ם וְהִכְרַתִּ֞י מִן־הַמָּק֤וֹם הַזֶּה֙ אֶת־שְׁאָ֣ר הַבַּ֔עַל אֶת־שֵׁ֥ם הַכְּמָרִ֖ים עִם־הַכֹּהֲנִֽים ׃</w:t>
@@ -306,18 +372,24 @@
       </w:pPr>
       <w:r>
         <w:rPr>
+          <w:rtl/>
+          <w:cs/>
           <w:lang w:val="he_IL" w:bidi="he_IL"/>
         </w:rPr>
       </w:r>
       <w:r>
         <w:rPr>
           <w:vertAlign w:val="superscript"/>
+          <w:rtl/>
+          <w:cs/>
           <w:lang w:val="he_IL" w:bidi="he_IL"/>
         </w:rPr>
         <w:t>5</w:t>
       </w:r>
       <w:r>
         <w:rPr>
+          <w:rtl/>
+          <w:cs/>
           <w:lang w:val="he_IL" w:bidi="he_IL"/>
         </w:rPr>
         <w:t xml:space="preserve"> וְאֶת־הַמִּשְׁתַּחֲוִ֥ים עַל־הַגַּגּ֖וֹת לִצְבָ֣א הַשָּׁמָ֑יִם וְאֶת־הַמִּֽשְׁתַּחֲוִים֙ הַנִּשְׁבָּעִ֣ים לַֽיהוָ֔ה וְהַנִּשְׁבָּעִ֖ים בְּמַלְכָּֽם׃</w:t>
@@ -329,18 +401,24 @@
       </w:pPr>
       <w:r>
         <w:rPr>
+          <w:rtl/>
+          <w:cs/>
           <w:lang w:val="he_IL" w:bidi="he_IL"/>
         </w:rPr>
       </w:r>
       <w:r>
         <w:rPr>
           <w:vertAlign w:val="superscript"/>
+          <w:rtl/>
+          <w:cs/>
           <w:lang w:val="he_IL" w:bidi="he_IL"/>
         </w:rPr>
         <w:t>6</w:t>
       </w:r>
       <w:r>
         <w:rPr>
+          <w:rtl/>
+          <w:cs/>
           <w:lang w:val="he_IL" w:bidi="he_IL"/>
         </w:rPr>
         <w:t xml:space="preserve"> וְאֶת־הַנְּסוֹגִ֖ים מֵאַחֲרֵ֣י יְהוָ֑ה וַאֲשֶׁ֛ר לֹֽא־בִקְשׁ֥וּ אֶת־יְהוָ֖ה וְלֹ֥א דְרָשֻֽׁהוּ׃</w:t>
@@ -352,18 +430,24 @@
       </w:pPr>
       <w:r>
         <w:rPr>
+          <w:rtl/>
+          <w:cs/>
           <w:lang w:val="he_IL" w:bidi="he_IL"/>
         </w:rPr>
       </w:r>
       <w:r>
         <w:rPr>
           <w:vertAlign w:val="superscript"/>
+          <w:rtl/>
+          <w:cs/>
           <w:lang w:val="he_IL" w:bidi="he_IL"/>
         </w:rPr>
         <w:t>7</w:t>
       </w:r>
       <w:r>
         <w:rPr>
+          <w:rtl/>
+          <w:cs/>
           <w:lang w:val="he_IL" w:bidi="he_IL"/>
         </w:rPr>
         <w:t xml:space="preserve"> הַ֕ס מִפְּנֵ֖י אֲדֹנָ֣י יְהוִ֑ה כִּ֤י קָרוֹב֙ י֣וֹם יְהוָ֔ה כִּֽי־הֵכִ֧ין יְהוָ֛ה זֶ֖בַח הִקְדִּ֥ישׁ קְרֻאָֽיו׃</w:t>
@@ -375,18 +459,24 @@
       </w:pPr>
       <w:r>
         <w:rPr>
+          <w:rtl/>
+          <w:cs/>
           <w:lang w:val="he_IL" w:bidi="he_IL"/>
         </w:rPr>
       </w:r>
       <w:r>
         <w:rPr>
           <w:vertAlign w:val="superscript"/>
+          <w:rtl/>
+          <w:cs/>
           <w:lang w:val="he_IL" w:bidi="he_IL"/>
         </w:rPr>
         <w:t>8</w:t>
       </w:r>
       <w:r>
         <w:rPr>
+          <w:rtl/>
+          <w:cs/>
           <w:lang w:val="he_IL" w:bidi="he_IL"/>
         </w:rPr>
         <w:t xml:space="preserve"> וְהָיָ֗ה בְּיוֹם֙ זֶ֣בַח יְהוָ֔ה וּפָקַדְתִּ֥י עַל־הַשָּׂרִ֖ים וְעַל־בְּנֵ֣י הַמֶּ֑לֶךְ וְעַ֥ל כָּל־הַלֹּבְשִׁ֖ים מַלְבּ֥וּשׁ נָכְרִֽי׃</w:t>
@@ -398,18 +488,24 @@
       </w:pPr>
       <w:r>
         <w:rPr>
+          <w:rtl/>
+          <w:cs/>
           <w:lang w:val="he_IL" w:bidi="he_IL"/>
         </w:rPr>
       </w:r>
       <w:r>
         <w:rPr>
           <w:vertAlign w:val="superscript"/>
+          <w:rtl/>
+          <w:cs/>
           <w:lang w:val="he_IL" w:bidi="he_IL"/>
         </w:rPr>
         <w:t>9</w:t>
       </w:r>
       <w:r>
         <w:rPr>
+          <w:rtl/>
+          <w:cs/>
           <w:lang w:val="he_IL" w:bidi="he_IL"/>
         </w:rPr>
         <w:t xml:space="preserve"> וּפָקַדְתִּ֗י עַ֧ל כָּל־הַדּוֹלֵ֛ג עַל־הַמִּפְתָּ֖ן בַּיּ֣וֹם הַה֑וּא הַֽמְמַלְאִ֛ים בֵּ֥ית אֲדֹנֵיהֶ֖ם חָמָ֥ס וּמִרְמָֽה׃ ס</w:t>
@@ -421,18 +517,24 @@
       </w:pPr>
       <w:r>
         <w:rPr>
+          <w:rtl/>
+          <w:cs/>
           <w:lang w:val="he_IL" w:bidi="he_IL"/>
         </w:rPr>
       </w:r>
       <w:r>
         <w:rPr>
           <w:vertAlign w:val="superscript"/>
+          <w:rtl/>
+          <w:cs/>
           <w:lang w:val="he_IL" w:bidi="he_IL"/>
         </w:rPr>
         <w:t>10</w:t>
       </w:r>
       <w:r>
         <w:rPr>
+          <w:rtl/>
+          <w:cs/>
           <w:lang w:val="he_IL" w:bidi="he_IL"/>
         </w:rPr>
         <w:t xml:space="preserve"> וְהָיָה֩ בַיּ֨וֹם הַה֜וּא נְאֻם־יְהוָ֗ה ק֤וֹל צְעָקָה֙ מִשַּׁ֣עַר הַדָּגִ֔ים וִֽילָלָ֖ה מִן־הַמִּשְׁנֶ֑ה וְשֶׁ֥בֶר גָּד֖וֹל מֵהַגְּבָעֽוֹת׃</w:t>
@@ -444,18 +546,24 @@
       </w:pPr>
       <w:r>
         <w:rPr>
+          <w:rtl/>
+          <w:cs/>
           <w:lang w:val="he_IL" w:bidi="he_IL"/>
         </w:rPr>
       </w:r>
       <w:r>
         <w:rPr>
           <w:vertAlign w:val="superscript"/>
+          <w:rtl/>
+          <w:cs/>
           <w:lang w:val="he_IL" w:bidi="he_IL"/>
         </w:rPr>
         <w:t>11</w:t>
       </w:r>
       <w:r>
         <w:rPr>
+          <w:rtl/>
+          <w:cs/>
           <w:lang w:val="he_IL" w:bidi="he_IL"/>
         </w:rPr>
         <w:t xml:space="preserve"> הֵילִ֖ילוּ יֹשְׁבֵ֣י הַמַּכְתֵּ֑שׁ כִּ֤י נִדְמָה֙ כָּל־עַ֣ם כְּנַ֔עַן נִכְרְת֖וּ כָּל־נְטִ֥ילֵי כָֽסֶף׃</w:t>
@@ -467,18 +575,24 @@
       </w:pPr>
       <w:r>
         <w:rPr>
+          <w:rtl/>
+          <w:cs/>
           <w:lang w:val="he_IL" w:bidi="he_IL"/>
         </w:rPr>
       </w:r>
       <w:r>
         <w:rPr>
           <w:vertAlign w:val="superscript"/>
+          <w:rtl/>
+          <w:cs/>
           <w:lang w:val="he_IL" w:bidi="he_IL"/>
         </w:rPr>
         <w:t>12</w:t>
       </w:r>
       <w:r>
         <w:rPr>
+          <w:rtl/>
+          <w:cs/>
           <w:lang w:val="he_IL" w:bidi="he_IL"/>
         </w:rPr>
         <w:t xml:space="preserve"> וְהָיָה֙ בָּעֵ֣ת הַהִ֔יא אֲחַפֵּ֥שׂ אֶת־יְרוּשָׁלִַ֖ם בַּנֵּר֑וֹת וּפָקַדְתִּ֣י עַל־הָאֲנָשִׁ֗ים הַקֹּֽפְאִים֙ עַל־שִׁמְרֵיהֶ֔ם הָאֹֽמְרִים֙ בִּלְבָבָ֔ם לֹֽא־יֵיטִ֥יב יְהוָ֖ה וְלֹ֥א יָרֵֽעַ׃</w:t>
@@ -490,18 +604,24 @@
       </w:pPr>
       <w:r>
         <w:rPr>
+          <w:rtl/>
+          <w:cs/>
           <w:lang w:val="he_IL" w:bidi="he_IL"/>
         </w:rPr>
       </w:r>
       <w:r>
         <w:rPr>
           <w:vertAlign w:val="superscript"/>
+          <w:rtl/>
+          <w:cs/>
           <w:lang w:val="he_IL" w:bidi="he_IL"/>
         </w:rPr>
         <w:t>13</w:t>
       </w:r>
       <w:r>
         <w:rPr>
+          <w:rtl/>
+          <w:cs/>
           <w:lang w:val="he_IL" w:bidi="he_IL"/>
         </w:rPr>
         <w:t xml:space="preserve"> וְהָיָ֤ה חֵילָם֙ לִמְשִׁסָּ֔ה וּבָתֵּיהֶ֖ם לִשְׁמָמָ֑ה וּבָנ֤וּ בָתִּים֙ וְלֹ֣א יֵשֵׁ֔בוּ וְנָטְע֣וּ כְרָמִ֔ים וְלֹ֥א יִשְׁתּ֖וּ אֶת־יֵינָֽם׃</w:t>
@@ -513,18 +633,24 @@
       </w:pPr>
       <w:r>
         <w:rPr>
+          <w:rtl/>
+          <w:cs/>
           <w:lang w:val="he_IL" w:bidi="he_IL"/>
         </w:rPr>
       </w:r>
       <w:r>
         <w:rPr>
           <w:vertAlign w:val="superscript"/>
+          <w:rtl/>
+          <w:cs/>
           <w:lang w:val="he_IL" w:bidi="he_IL"/>
         </w:rPr>
         <w:t>14</w:t>
       </w:r>
       <w:r>
         <w:rPr>
+          <w:rtl/>
+          <w:cs/>
           <w:lang w:val="he_IL" w:bidi="he_IL"/>
         </w:rPr>
         <w:t xml:space="preserve"> קָר֤וֹב יוֹם־יְהוָה֙ הַגָּד֔וֹל קָר֖וֹב וּמַהֵ֣ר מְאֹ֑ד ק֚וֹל י֣וֹם יְהוָ֔ה מַ֥ר צֹרֵ֖חַ שָׁ֥ם גִּבּֽוֹר׃</w:t>
@@ -536,18 +662,24 @@
       </w:pPr>
       <w:r>
         <w:rPr>
+          <w:rtl/>
+          <w:cs/>
           <w:lang w:val="he_IL" w:bidi="he_IL"/>
         </w:rPr>
       </w:r>
       <w:r>
         <w:rPr>
           <w:vertAlign w:val="superscript"/>
+          <w:rtl/>
+          <w:cs/>
           <w:lang w:val="he_IL" w:bidi="he_IL"/>
         </w:rPr>
         <w:t>15</w:t>
       </w:r>
       <w:r>
         <w:rPr>
+          <w:rtl/>
+          <w:cs/>
           <w:lang w:val="he_IL" w:bidi="he_IL"/>
         </w:rPr>
         <w:t xml:space="preserve"> י֥וֹם עֶבְרָ֖ה הַיּ֣וֹם הַה֑וּא י֧וֹם צָרָ֣ה וּמְצוּקָ֗ה י֤וֹם שֹׁאָה֙ וּמְשׁוֹאָ֔ה י֥וֹם חֹ֙שֶׁךְ֙ וַאֲפֵלָ֔ה י֥וֹם עָנָ֖ן וַעֲרָפֶֽל׃</w:t>
@@ -559,18 +691,24 @@
       </w:pPr>
       <w:r>
         <w:rPr>
+          <w:rtl/>
+          <w:cs/>
           <w:lang w:val="he_IL" w:bidi="he_IL"/>
         </w:rPr>
       </w:r>
       <w:r>
         <w:rPr>
           <w:vertAlign w:val="superscript"/>
+          <w:rtl/>
+          <w:cs/>
           <w:lang w:val="he_IL" w:bidi="he_IL"/>
         </w:rPr>
         <w:t>16</w:t>
       </w:r>
       <w:r>
         <w:rPr>
+          <w:rtl/>
+          <w:cs/>
           <w:lang w:val="he_IL" w:bidi="he_IL"/>
         </w:rPr>
         <w:t xml:space="preserve"> י֥וֹם שׁוֹפָ֖ר וּתְרוּעָ֑ה עַ֚ל הֶעָרִ֣ים הַבְּצֻר֔וֹת וְעַ֖ל הַפִּנּ֥וֹת הַגְּבֹהֽוֹת׃</w:t>
@@ -582,18 +720,24 @@
       </w:pPr>
       <w:r>
         <w:rPr>
+          <w:rtl/>
+          <w:cs/>
           <w:lang w:val="he_IL" w:bidi="he_IL"/>
         </w:rPr>
       </w:r>
       <w:r>
         <w:rPr>
           <w:vertAlign w:val="superscript"/>
+          <w:rtl/>
+          <w:cs/>
           <w:lang w:val="he_IL" w:bidi="he_IL"/>
         </w:rPr>
         <w:t>17</w:t>
       </w:r>
       <w:r>
         <w:rPr>
+          <w:rtl/>
+          <w:cs/>
           <w:lang w:val="he_IL" w:bidi="he_IL"/>
         </w:rPr>
         <w:t xml:space="preserve"> וַהֲצֵרֹ֣תִי לָאָדָ֗ם וְהָֽלְכוּ֙ כַּֽעִוְרִ֔ים כִּ֥י לַֽיהוָ֖ה חָטָ֑אוּ וְשֻׁפַּ֤ךְ דָּמָם֙ כֶּֽעָפָ֔ר וּלְחֻמָ֖ם כַּגְּלָלִֽים׃</w:t>
@@ -605,18 +749,24 @@
       </w:pPr>
       <w:r>
         <w:rPr>
+          <w:rtl/>
+          <w:cs/>
           <w:lang w:val="he_IL" w:bidi="he_IL"/>
         </w:rPr>
       </w:r>
       <w:r>
         <w:rPr>
           <w:vertAlign w:val="superscript"/>
+          <w:rtl/>
+          <w:cs/>
           <w:lang w:val="he_IL" w:bidi="he_IL"/>
         </w:rPr>
         <w:t>18</w:t>
       </w:r>
       <w:r>
         <w:rPr>
+          <w:rtl/>
+          <w:cs/>
           <w:lang w:val="he_IL" w:bidi="he_IL"/>
         </w:rPr>
         <w:t xml:space="preserve"> גַּם־כַּסְפָּ֨ם גַּם־זְהָבָ֜ם לֹֽא־יוּכַ֣ל לְהַצִּילָ֗ם בְּיוֹם֙ עֶבְרַ֣ת יְהוָ֔ה וּבְאֵשׁ֙ קִנְאָת֔וֹ תֵּאָכֵ֖ל כָּל־הָאָ֑רֶץ כִּֽי־כָלָ֤ה אַךְ־נִבְהָלָה֙ יַֽעֲשֶׂ֔ה אֵ֥ת כָּל־יֹשְׁבֵ֖י הָאָֽרֶץ׃ ס</w:t>
@@ -629,12 +779,16 @@
       </w:pPr>
       <w:r>
         <w:rPr>
+          <w:rtl/>
+          <w:cs/>
           <w:lang w:val="he_IL" w:bidi="he_IL"/>
         </w:rPr>
         <w:t>Zephaniah 2:1</w:t>
       </w:r>
       <w:r>
         <w:rPr>
+          <w:rtl/>
+          <w:cs/>
           <w:lang w:val="he_IL" w:bidi="he_IL"/>
         </w:rPr>
       </w:r>
@@ -645,18 +799,24 @@
       </w:pPr>
       <w:r>
         <w:rPr>
+          <w:rtl/>
+          <w:cs/>
           <w:lang w:val="he_IL" w:bidi="he_IL"/>
         </w:rPr>
       </w:r>
       <w:r>
         <w:rPr>
           <w:vertAlign w:val="superscript"/>
+          <w:rtl/>
+          <w:cs/>
           <w:lang w:val="he_IL" w:bidi="he_IL"/>
         </w:rPr>
         <w:t>1</w:t>
       </w:r>
       <w:r>
         <w:rPr>
+          <w:rtl/>
+          <w:cs/>
           <w:lang w:val="he_IL" w:bidi="he_IL"/>
         </w:rPr>
         <w:t xml:space="preserve"> הִֽתְקוֹשְׁשׁ֖וּ וָק֑וֹשּׁוּ הַגּ֖וֹי לֹ֥א נִכְסָֽף׃</w:t>
@@ -668,18 +828,24 @@
       </w:pPr>
       <w:r>
         <w:rPr>
+          <w:rtl/>
+          <w:cs/>
           <w:lang w:val="he_IL" w:bidi="he_IL"/>
         </w:rPr>
       </w:r>
       <w:r>
         <w:rPr>
           <w:vertAlign w:val="superscript"/>
+          <w:rtl/>
+          <w:cs/>
           <w:lang w:val="he_IL" w:bidi="he_IL"/>
         </w:rPr>
         <w:t>2</w:t>
       </w:r>
       <w:r>
         <w:rPr>
+          <w:rtl/>
+          <w:cs/>
           <w:lang w:val="he_IL" w:bidi="he_IL"/>
         </w:rPr>
         <w:t xml:space="preserve"> בְּטֶ֙רֶם֙ לֶ֣דֶת חֹ֔ק כְּמֹ֖ץ עָ֣בַר י֑וֹם בְּטֶ֣רֶם ׀ לֹא־יָב֣וֹא עֲלֵיכֶ֗ם חֲרוֹן֙ אַף־יְהוָ֔ה בְּטֶ֙רֶם֙ לֹא־יָב֣וֹא עֲלֵיכֶ֔ם י֖וֹם אַף־יְהוָֽה׃</w:t>
@@ -691,18 +857,24 @@
       </w:pPr>
       <w:r>
         <w:rPr>
+          <w:rtl/>
+          <w:cs/>
           <w:lang w:val="he_IL" w:bidi="he_IL"/>
         </w:rPr>
       </w:r>
       <w:r>
         <w:rPr>
           <w:vertAlign w:val="superscript"/>
+          <w:rtl/>
+          <w:cs/>
           <w:lang w:val="he_IL" w:bidi="he_IL"/>
         </w:rPr>
         <w:t>3</w:t>
       </w:r>
       <w:r>
         <w:rPr>
+          <w:rtl/>
+          <w:cs/>
           <w:lang w:val="he_IL" w:bidi="he_IL"/>
         </w:rPr>
         <w:t xml:space="preserve"> בַּקְּשׁ֤וּ אֶת־יְהוָה֙ כָּל־עַנְוֵ֣י הָאָ֔רֶץ אֲשֶׁ֥ר מִשְׁפָּט֖וֹ פָּעָ֑לוּ בַּקְּשׁוּ־צֶ֙דֶק֙ בַּקְּשׁ֣וּ עֲנָוָ֔ה אוּלַי֙ תִּסָּ֣תְר֔וּ בְּי֖וֹם אַף־יְהוָֽה׃</w:t>
@@ -714,18 +886,24 @@
       </w:pPr>
       <w:r>
         <w:rPr>
+          <w:rtl/>
+          <w:cs/>
           <w:lang w:val="he_IL" w:bidi="he_IL"/>
         </w:rPr>
       </w:r>
       <w:r>
         <w:rPr>
           <w:vertAlign w:val="superscript"/>
+          <w:rtl/>
+          <w:cs/>
           <w:lang w:val="he_IL" w:bidi="he_IL"/>
         </w:rPr>
         <w:t>4</w:t>
       </w:r>
       <w:r>
         <w:rPr>
+          <w:rtl/>
+          <w:cs/>
           <w:lang w:val="he_IL" w:bidi="he_IL"/>
         </w:rPr>
         <w:t xml:space="preserve"> כִּ֤י עַזָּה֙ עֲזוּבָ֣ה תִֽהְיֶ֔ה וְאַשְׁקְל֖וֹן לִשְׁמָמָ֑ה אַשְׁדּ֗וֹד בַּֽצָּהֳרַ֙יִם֙ יְגָ֣רְשׁ֔וּהָ וְעֶקְר֖וֹן תֵּעָקֵֽר׃ ס</w:t>
@@ -737,18 +915,24 @@
       </w:pPr>
       <w:r>
         <w:rPr>
+          <w:rtl/>
+          <w:cs/>
           <w:lang w:val="he_IL" w:bidi="he_IL"/>
         </w:rPr>
       </w:r>
       <w:r>
         <w:rPr>
           <w:vertAlign w:val="superscript"/>
+          <w:rtl/>
+          <w:cs/>
           <w:lang w:val="he_IL" w:bidi="he_IL"/>
         </w:rPr>
         <w:t>5</w:t>
       </w:r>
       <w:r>
         <w:rPr>
+          <w:rtl/>
+          <w:cs/>
           <w:lang w:val="he_IL" w:bidi="he_IL"/>
         </w:rPr>
         <w:t xml:space="preserve"> ה֗וֹי יֹֽשְׁבֵ֛י חֶ֥בֶל הַיָּ֖ם גּ֣וֹי כְּרֵתִ֑ים דְּבַר־יְהוָ֣ה עֲלֵיכֶ֗ם כְּנַ֙עַן֙ אֶ֣רֶץ פְּלִשְׁתִּ֔ים וְהַאֲבַדְתִּ֖יךְ מֵאֵ֥ין יוֹשֵֽׁב׃</w:t>
@@ -760,18 +944,24 @@
       </w:pPr>
       <w:r>
         <w:rPr>
+          <w:rtl/>
+          <w:cs/>
           <w:lang w:val="he_IL" w:bidi="he_IL"/>
         </w:rPr>
       </w:r>
       <w:r>
         <w:rPr>
           <w:vertAlign w:val="superscript"/>
+          <w:rtl/>
+          <w:cs/>
           <w:lang w:val="he_IL" w:bidi="he_IL"/>
         </w:rPr>
         <w:t>6</w:t>
       </w:r>
       <w:r>
         <w:rPr>
+          <w:rtl/>
+          <w:cs/>
           <w:lang w:val="he_IL" w:bidi="he_IL"/>
         </w:rPr>
         <w:t xml:space="preserve"> וְֽהָיְתָ֞ה חֶ֣בֶל הַיָּ֗ם נְוֺ֛ת כְּרֹ֥ת רֹעִ֖ים וְגִדְר֥וֹת צֹֽאן׃</w:t>
@@ -783,18 +973,24 @@
       </w:pPr>
       <w:r>
         <w:rPr>
+          <w:rtl/>
+          <w:cs/>
           <w:lang w:val="he_IL" w:bidi="he_IL"/>
         </w:rPr>
       </w:r>
       <w:r>
         <w:rPr>
           <w:vertAlign w:val="superscript"/>
+          <w:rtl/>
+          <w:cs/>
           <w:lang w:val="he_IL" w:bidi="he_IL"/>
         </w:rPr>
         <w:t>7</w:t>
       </w:r>
       <w:r>
         <w:rPr>
+          <w:rtl/>
+          <w:cs/>
           <w:lang w:val="he_IL" w:bidi="he_IL"/>
         </w:rPr>
         <w:t xml:space="preserve"> וְהָ֣יָה חֶ֗בֶל לִשְׁאֵרִ֛ית בֵּ֥ית יְהוּדָ֖ה עֲלֵיהֶ֣ם יִרְע֑וּן בְּבָתֵּ֣י אַשְׁקְל֗וֹן בָּעֶ֙רֶב֙ יִרְבָּצ֔וּן כִּ֧י יִפְקְדֵ֛ם יְהוָ֥ה אֱלֹהֵיהֶ֖ם וְשָׁ֥ב שבותם׃</w:t>
@@ -806,18 +1002,24 @@
       </w:pPr>
       <w:r>
         <w:rPr>
+          <w:rtl/>
+          <w:cs/>
           <w:lang w:val="he_IL" w:bidi="he_IL"/>
         </w:rPr>
       </w:r>
       <w:r>
         <w:rPr>
           <w:vertAlign w:val="superscript"/>
+          <w:rtl/>
+          <w:cs/>
           <w:lang w:val="he_IL" w:bidi="he_IL"/>
         </w:rPr>
         <w:t>8</w:t>
       </w:r>
       <w:r>
         <w:rPr>
+          <w:rtl/>
+          <w:cs/>
           <w:lang w:val="he_IL" w:bidi="he_IL"/>
         </w:rPr>
         <w:t xml:space="preserve"> שָׁמַ֙עְתִּי֙ חֶרְפַּ֣ת מוֹאָ֔ב וְגִדּוּפֵ֖י בְּנֵ֣י עַמּ֑וֹן אֲשֶׁ֤ר חֵֽרְפוּ֙ אֶת־עַמִּ֔י וַיַּגְדִּ֖ילוּ עַל־גְּבוּלָֽם ׃</w:t>
@@ -829,18 +1031,24 @@
       </w:pPr>
       <w:r>
         <w:rPr>
+          <w:rtl/>
+          <w:cs/>
           <w:lang w:val="he_IL" w:bidi="he_IL"/>
         </w:rPr>
       </w:r>
       <w:r>
         <w:rPr>
           <w:vertAlign w:val="superscript"/>
+          <w:rtl/>
+          <w:cs/>
           <w:lang w:val="he_IL" w:bidi="he_IL"/>
         </w:rPr>
         <w:t>9</w:t>
       </w:r>
       <w:r>
         <w:rPr>
+          <w:rtl/>
+          <w:cs/>
           <w:lang w:val="he_IL" w:bidi="he_IL"/>
         </w:rPr>
         <w:t xml:space="preserve"> לָכֵ֣ן חַי־אָ֡נִי נְאֻם֩ יְהוָ֨ה צְבָא֜וֹת אֱלֹהֵ֣י יִשְׂרָאֵ֗ל כִּֽי־מוֹאָ֞ב כִּסְדֹ֤ם תִּֽהְיֶה֙ וּבְנֵ֤י עַמּוֹן֙ כַּֽעֲמֹרָ֔ה מִמְשַׁ֥ק חָר֛וּל וּמִכְרֵה־מֶ֥לַח וּשְׁמָמָ֖ה עַד־עוֹלָ֑ם שְׁאֵרִ֤ית עַמִּי֙ יְבָזּ֔וּם וְיֶ֥תֶר גוי יִנְחָלֽוּם׃</w:t>
@@ -852,18 +1060,24 @@
       </w:pPr>
       <w:r>
         <w:rPr>
+          <w:rtl/>
+          <w:cs/>
           <w:lang w:val="he_IL" w:bidi="he_IL"/>
         </w:rPr>
       </w:r>
       <w:r>
         <w:rPr>
           <w:vertAlign w:val="superscript"/>
+          <w:rtl/>
+          <w:cs/>
           <w:lang w:val="he_IL" w:bidi="he_IL"/>
         </w:rPr>
         <w:t>10</w:t>
       </w:r>
       <w:r>
         <w:rPr>
+          <w:rtl/>
+          <w:cs/>
           <w:lang w:val="he_IL" w:bidi="he_IL"/>
         </w:rPr>
         <w:t xml:space="preserve"> זֹ֥את לָהֶ֖ם תַּ֣חַת גְּאוֹנָ֑ם כִּ֤י חֵֽרְפוּ֙ וַיַּגְדִּ֔לוּ עַל־עַ֖ם יְהוָ֥ה צְבָאֽוֹת׃</w:t>
@@ -875,18 +1089,24 @@
       </w:pPr>
       <w:r>
         <w:rPr>
+          <w:rtl/>
+          <w:cs/>
           <w:lang w:val="he_IL" w:bidi="he_IL"/>
         </w:rPr>
       </w:r>
       <w:r>
         <w:rPr>
           <w:vertAlign w:val="superscript"/>
+          <w:rtl/>
+          <w:cs/>
           <w:lang w:val="he_IL" w:bidi="he_IL"/>
         </w:rPr>
         <w:t>11</w:t>
       </w:r>
       <w:r>
         <w:rPr>
+          <w:rtl/>
+          <w:cs/>
           <w:lang w:val="he_IL" w:bidi="he_IL"/>
         </w:rPr>
         <w:t xml:space="preserve"> נוֹרָ֤א יְהוָה֙ עֲלֵיהֶ֔ם כִּ֣י רָזָ֔ה אֵ֖ת כָּל־אֱלֹהֵ֣י הָאָ֑רֶץ וְיִשְׁתַּֽחֲווּ־לוֹ֙ אִ֣ישׁ מִמְּקוֹמ֔וֹ כֹּ֖ל אִיֵּ֥י הַגּוֹיִֽם׃</w:t>
@@ -898,18 +1118,24 @@
       </w:pPr>
       <w:r>
         <w:rPr>
+          <w:rtl/>
+          <w:cs/>
           <w:lang w:val="he_IL" w:bidi="he_IL"/>
         </w:rPr>
       </w:r>
       <w:r>
         <w:rPr>
           <w:vertAlign w:val="superscript"/>
+          <w:rtl/>
+          <w:cs/>
           <w:lang w:val="he_IL" w:bidi="he_IL"/>
         </w:rPr>
         <w:t>12</w:t>
       </w:r>
       <w:r>
         <w:rPr>
+          <w:rtl/>
+          <w:cs/>
           <w:lang w:val="he_IL" w:bidi="he_IL"/>
         </w:rPr>
         <w:t xml:space="preserve"> גַּם־אַתֶּ֣ם כּוּשִׁ֔ים חַֽלְלֵ֥י חַרְבִּ֖י הֵֽמָּה׃</w:t>
@@ -921,18 +1147,24 @@
       </w:pPr>
       <w:r>
         <w:rPr>
+          <w:rtl/>
+          <w:cs/>
           <w:lang w:val="he_IL" w:bidi="he_IL"/>
         </w:rPr>
       </w:r>
       <w:r>
         <w:rPr>
           <w:vertAlign w:val="superscript"/>
+          <w:rtl/>
+          <w:cs/>
           <w:lang w:val="he_IL" w:bidi="he_IL"/>
         </w:rPr>
         <w:t>13</w:t>
       </w:r>
       <w:r>
         <w:rPr>
+          <w:rtl/>
+          <w:cs/>
           <w:lang w:val="he_IL" w:bidi="he_IL"/>
         </w:rPr>
         <w:t xml:space="preserve"> וְיֵ֤ט יָדוֹ֙ עַל־צָפ֔וֹן וִֽיאַבֵּ֖ד אֶת־אַשּׁ֑וּר וְיָשֵׂ֤ם אֶת־נִֽינְוֵה֙ לִשְׁמָמָ֔ה צִיָּ֖ה כַּמִּדְבָּֽר׃</w:t>
@@ -944,18 +1176,24 @@
       </w:pPr>
       <w:r>
         <w:rPr>
+          <w:rtl/>
+          <w:cs/>
           <w:lang w:val="he_IL" w:bidi="he_IL"/>
         </w:rPr>
       </w:r>
       <w:r>
         <w:rPr>
           <w:vertAlign w:val="superscript"/>
+          <w:rtl/>
+          <w:cs/>
           <w:lang w:val="he_IL" w:bidi="he_IL"/>
         </w:rPr>
         <w:t>14</w:t>
       </w:r>
       <w:r>
         <w:rPr>
+          <w:rtl/>
+          <w:cs/>
           <w:lang w:val="he_IL" w:bidi="he_IL"/>
         </w:rPr>
         <w:t xml:space="preserve"> וְרָבְצ֨וּ בְתוֹכָ֤הּ עֲדָרִים֙ כָּל־חַיְתוֹ־ג֔וֹי גַּם־קָאַת֙ גַּם־קִפֹּ֔ד בְּכַפְתֹּרֶ֖יהָ יָלִ֑ינוּ ק֠וֹל יְשׁוֹרֵ֤ר בַּֽחַלּוֹן֙ חֹ֣רֶב בַּסַּ֔ף כִּ֥י אַרְזָ֖ה עֵרָֽה׃</w:t>
@@ -967,18 +1205,24 @@
       </w:pPr>
       <w:r>
         <w:rPr>
+          <w:rtl/>
+          <w:cs/>
           <w:lang w:val="he_IL" w:bidi="he_IL"/>
         </w:rPr>
       </w:r>
       <w:r>
         <w:rPr>
           <w:vertAlign w:val="superscript"/>
+          <w:rtl/>
+          <w:cs/>
           <w:lang w:val="he_IL" w:bidi="he_IL"/>
         </w:rPr>
         <w:t>15</w:t>
       </w:r>
       <w:r>
         <w:rPr>
+          <w:rtl/>
+          <w:cs/>
           <w:lang w:val="he_IL" w:bidi="he_IL"/>
         </w:rPr>
         <w:t xml:space="preserve"> זֹ֠את הָעִ֤יר הָעַלִּיזָה֙ הַיּוֹשֶׁ֣בֶת לָבֶ֔טַח הָאֹֽמְרָה֙ בִּלְבָבָ֔הּ אֲנִ֖י וְאַפְסִ֣י ע֑וֹד אֵ֣יךְ ׀ הָיְתָ֣ה לְשַׁמָּ֗ה מַרְבֵּץ֙ לַֽחַיָּ֔ה כֹּ֚ל עוֹבֵ֣ר עָלֶ֔יהָ יִשְׁרֹ֖ק יָנִ֥יעַ יָדֽוֹ׃ ס</w:t>
@@ -991,12 +1235,16 @@
       </w:pPr>
       <w:r>
         <w:rPr>
+          <w:rtl/>
+          <w:cs/>
           <w:lang w:val="he_IL" w:bidi="he_IL"/>
         </w:rPr>
         <w:t>Zephaniah 3:1</w:t>
       </w:r>
       <w:r>
         <w:rPr>
+          <w:rtl/>
+          <w:cs/>
           <w:lang w:val="he_IL" w:bidi="he_IL"/>
         </w:rPr>
       </w:r>
@@ -1007,18 +1255,24 @@
       </w:pPr>
       <w:r>
         <w:rPr>
+          <w:rtl/>
+          <w:cs/>
           <w:lang w:val="he_IL" w:bidi="he_IL"/>
         </w:rPr>
       </w:r>
       <w:r>
         <w:rPr>
           <w:vertAlign w:val="superscript"/>
+          <w:rtl/>
+          <w:cs/>
           <w:lang w:val="he_IL" w:bidi="he_IL"/>
         </w:rPr>
         <w:t>1</w:t>
       </w:r>
       <w:r>
         <w:rPr>
+          <w:rtl/>
+          <w:cs/>
           <w:lang w:val="he_IL" w:bidi="he_IL"/>
         </w:rPr>
         <w:t xml:space="preserve"> ה֥וֹי מֹרְאָ֖ה וְנִגְאָלָ֑ה הָעִ֖יר הַיּוֹנָֽה׃</w:t>
@@ -1030,18 +1284,24 @@
       </w:pPr>
       <w:r>
         <w:rPr>
+          <w:rtl/>
+          <w:cs/>
           <w:lang w:val="he_IL" w:bidi="he_IL"/>
         </w:rPr>
       </w:r>
       <w:r>
         <w:rPr>
           <w:vertAlign w:val="superscript"/>
+          <w:rtl/>
+          <w:cs/>
           <w:lang w:val="he_IL" w:bidi="he_IL"/>
         </w:rPr>
         <w:t>2</w:t>
       </w:r>
       <w:r>
         <w:rPr>
+          <w:rtl/>
+          <w:cs/>
           <w:lang w:val="he_IL" w:bidi="he_IL"/>
         </w:rPr>
         <w:t xml:space="preserve"> לֹ֤א שָֽׁמְעָה֙ בְּק֔וֹל לֹ֥א לָקְחָ֖ה מוּסָ֑ר בַּֽיהוָה֙ לֹ֣א בָטָ֔חָה אֶל־אֱלֹהֶ֖יהָ לֹ֥א קָרֵֽבָה׃</w:t>
@@ -1053,18 +1313,24 @@
       </w:pPr>
       <w:r>
         <w:rPr>
+          <w:rtl/>
+          <w:cs/>
           <w:lang w:val="he_IL" w:bidi="he_IL"/>
         </w:rPr>
       </w:r>
       <w:r>
         <w:rPr>
           <w:vertAlign w:val="superscript"/>
+          <w:rtl/>
+          <w:cs/>
           <w:lang w:val="he_IL" w:bidi="he_IL"/>
         </w:rPr>
         <w:t>3</w:t>
       </w:r>
       <w:r>
         <w:rPr>
+          <w:rtl/>
+          <w:cs/>
           <w:lang w:val="he_IL" w:bidi="he_IL"/>
         </w:rPr>
         <w:t xml:space="preserve"> שָׂרֶ֣יהָ בְקִרְבָּ֔הּ אֲרָי֖וֹת שֹֽׁאֲגִ֑ים שֹׁפְטֶ֙יהָ֙ זְאֵ֣בֵי עֶ֔רֶב לֹ֥א גָרְמ֖וּ לַבֹּֽקֶר׃</w:t>
@@ -1076,18 +1342,24 @@
       </w:pPr>
       <w:r>
         <w:rPr>
+          <w:rtl/>
+          <w:cs/>
           <w:lang w:val="he_IL" w:bidi="he_IL"/>
         </w:rPr>
       </w:r>
       <w:r>
         <w:rPr>
           <w:vertAlign w:val="superscript"/>
+          <w:rtl/>
+          <w:cs/>
           <w:lang w:val="he_IL" w:bidi="he_IL"/>
         </w:rPr>
         <w:t>4</w:t>
       </w:r>
       <w:r>
         <w:rPr>
+          <w:rtl/>
+          <w:cs/>
           <w:lang w:val="he_IL" w:bidi="he_IL"/>
         </w:rPr>
         <w:t xml:space="preserve"> נְבִיאֶ֙יהָ֙ פֹּֽחֲזִ֔ים אַנְשֵׁ֖י בֹּֽגְד֑וֹת כֹּהֲנֶ֙יהָ֙ חִלְּלוּ־קֹ֔דֶשׁ חָמְס֖וּ תּוֹרָֽה׃</w:t>
@@ -1099,18 +1371,24 @@
       </w:pPr>
       <w:r>
         <w:rPr>
+          <w:rtl/>
+          <w:cs/>
           <w:lang w:val="he_IL" w:bidi="he_IL"/>
         </w:rPr>
       </w:r>
       <w:r>
         <w:rPr>
           <w:vertAlign w:val="superscript"/>
+          <w:rtl/>
+          <w:cs/>
           <w:lang w:val="he_IL" w:bidi="he_IL"/>
         </w:rPr>
         <w:t>5</w:t>
       </w:r>
       <w:r>
         <w:rPr>
+          <w:rtl/>
+          <w:cs/>
           <w:lang w:val="he_IL" w:bidi="he_IL"/>
         </w:rPr>
         <w:t xml:space="preserve"> יְהוָ֤ה צַדִּיק֙ בְּקִרְבָּ֔הּ לֹ֥א יַעֲשֶׂ֖ה עַוְלָ֑ה בַּבֹּ֨קֶר בַּבֹּ֜קֶר מִשְׁפָּט֨וֹ יִתֵּ֤ן לָאוֹר֙ לֹ֣א נֶעְדָּ֔ר וְלֹֽא־יוֹדֵ֥עַ עַוָּ֖ל בֹּֽשֶׁת׃</w:t>
@@ -1122,18 +1400,24 @@
       </w:pPr>
       <w:r>
         <w:rPr>
+          <w:rtl/>
+          <w:cs/>
           <w:lang w:val="he_IL" w:bidi="he_IL"/>
         </w:rPr>
       </w:r>
       <w:r>
         <w:rPr>
           <w:vertAlign w:val="superscript"/>
+          <w:rtl/>
+          <w:cs/>
           <w:lang w:val="he_IL" w:bidi="he_IL"/>
         </w:rPr>
         <w:t>6</w:t>
       </w:r>
       <w:r>
         <w:rPr>
+          <w:rtl/>
+          <w:cs/>
           <w:lang w:val="he_IL" w:bidi="he_IL"/>
         </w:rPr>
         <w:t xml:space="preserve"> הִכְרַ֣תִּי גוֹיִ֗ם נָשַׁ֙מּוּ֙ פִּנּוֹתָ֔ם הֶחֱרַ֥בְתִּי חֽוּצוֹתָ֖ם מִבְּלִ֣י עוֹבֵ֑ר נִצְדּ֧וּ עָרֵיהֶ֛ם מִבְּלִי־אִ֖ישׁ מֵאֵ֥ין יוֹשֵֽׁב׃</w:t>
@@ -1145,18 +1429,24 @@
       </w:pPr>
       <w:r>
         <w:rPr>
+          <w:rtl/>
+          <w:cs/>
           <w:lang w:val="he_IL" w:bidi="he_IL"/>
         </w:rPr>
       </w:r>
       <w:r>
         <w:rPr>
           <w:vertAlign w:val="superscript"/>
+          <w:rtl/>
+          <w:cs/>
           <w:lang w:val="he_IL" w:bidi="he_IL"/>
         </w:rPr>
         <w:t>7</w:t>
       </w:r>
       <w:r>
         <w:rPr>
+          <w:rtl/>
+          <w:cs/>
           <w:lang w:val="he_IL" w:bidi="he_IL"/>
         </w:rPr>
         <w:t xml:space="preserve"> אָמַ֜רְתִּי אַךְ־תִּירְאִ֤י אוֹתִי֙ תִּקְחִ֣י מוּסָ֔ר וְלֹֽא־יִכָּרֵ֣ת מְעוֹנָ֔הּ כֹּ֥ל אֲשֶׁר־פָּקַ֖דְתִּי עָלֶ֑יהָ אָכֵן֙ הִשְׁכִּ֣ימוּ הִשְׁחִ֔יתוּ כֹּ֖ל עֲלִילוֹתָֽם׃</w:t>
@@ -1168,18 +1458,24 @@
       </w:pPr>
       <w:r>
         <w:rPr>
+          <w:rtl/>
+          <w:cs/>
           <w:lang w:val="he_IL" w:bidi="he_IL"/>
         </w:rPr>
       </w:r>
       <w:r>
         <w:rPr>
           <w:vertAlign w:val="superscript"/>
+          <w:rtl/>
+          <w:cs/>
           <w:lang w:val="he_IL" w:bidi="he_IL"/>
         </w:rPr>
         <w:t>8</w:t>
       </w:r>
       <w:r>
         <w:rPr>
+          <w:rtl/>
+          <w:cs/>
           <w:lang w:val="he_IL" w:bidi="he_IL"/>
         </w:rPr>
         <w:t xml:space="preserve"> לָכֵ֤ן חַכּוּ־לִי֙ נְאֻם־יְהוָ֔ה לְי֖וֹם קוּמִ֣י לְעַ֑ד כִּ֣י מִשְׁפָּטִי֩ לֶאֱסֹ֨ף גּוֹיִ֜ם לְקָבְצִ֣י מַמְלָכ֗וֹת לִשְׁפֹּ֨ךְ עֲלֵיהֶ֤ם זַעְמִי֙ כֹּ֚ל חֲר֣וֹן אַפִּ֔י כִּ֚י בְּאֵ֣שׁ קִנְאָתִ֔י תֵּאָכֵ֖ל כָּל־הָאָֽרֶץ׃</w:t>
@@ -1191,18 +1487,24 @@
       </w:pPr>
       <w:r>
         <w:rPr>
+          <w:rtl/>
+          <w:cs/>
           <w:lang w:val="he_IL" w:bidi="he_IL"/>
         </w:rPr>
       </w:r>
       <w:r>
         <w:rPr>
           <w:vertAlign w:val="superscript"/>
+          <w:rtl/>
+          <w:cs/>
           <w:lang w:val="he_IL" w:bidi="he_IL"/>
         </w:rPr>
         <w:t>9</w:t>
       </w:r>
       <w:r>
         <w:rPr>
+          <w:rtl/>
+          <w:cs/>
           <w:lang w:val="he_IL" w:bidi="he_IL"/>
         </w:rPr>
         <w:t xml:space="preserve"> כִּֽי־אָ֛ז אֶהְפֹּ֥ךְ אֶל־עַמִּ֖ים שָׂפָ֣ה בְרוּרָ֑ה לִקְרֹ֤א כֻלָּם֙ בְּשֵׁ֣ם יְהוָ֔ה לְעָבְד֖וֹ שְׁכֶ֥ם אֶחָֽד׃</w:t>
@@ -1214,18 +1516,24 @@
       </w:pPr>
       <w:r>
         <w:rPr>
+          <w:rtl/>
+          <w:cs/>
           <w:lang w:val="he_IL" w:bidi="he_IL"/>
         </w:rPr>
       </w:r>
       <w:r>
         <w:rPr>
           <w:vertAlign w:val="superscript"/>
+          <w:rtl/>
+          <w:cs/>
           <w:lang w:val="he_IL" w:bidi="he_IL"/>
         </w:rPr>
         <w:t>10</w:t>
       </w:r>
       <w:r>
         <w:rPr>
+          <w:rtl/>
+          <w:cs/>
           <w:lang w:val="he_IL" w:bidi="he_IL"/>
         </w:rPr>
         <w:t xml:space="preserve"> מֵעֵ֖בֶר לְנַֽהֲרֵי־כ֑וּשׁ עֲתָרַי֙ בַּת־פוּצַ֔י יוֹבִל֖וּן מִנְחָתִֽי׃</w:t>
@@ -1237,18 +1545,24 @@
       </w:pPr>
       <w:r>
         <w:rPr>
+          <w:rtl/>
+          <w:cs/>
           <w:lang w:val="he_IL" w:bidi="he_IL"/>
         </w:rPr>
       </w:r>
       <w:r>
         <w:rPr>
           <w:vertAlign w:val="superscript"/>
+          <w:rtl/>
+          <w:cs/>
           <w:lang w:val="he_IL" w:bidi="he_IL"/>
         </w:rPr>
         <w:t>11</w:t>
       </w:r>
       <w:r>
         <w:rPr>
+          <w:rtl/>
+          <w:cs/>
           <w:lang w:val="he_IL" w:bidi="he_IL"/>
         </w:rPr>
         <w:t xml:space="preserve"> בַּיּ֣וֹם הַה֗וּא לֹ֤א תֵב֙וֹשִׁי֙ מִכֹּ֣ל עֲלִילֹתַ֔יִךְ אֲשֶׁ֥ר פָּשַׁ֖עַתְּ בִּ֑י כִּי־אָ֣ז ׀ אָסִ֣יר מִקִּרְבֵּ֗ךְ עַלִּיזֵי֙ גַּאֲוָתֵ֔ךְ וְלֹֽא־תוֹסִ֧פִי לְגָבְהָ֛ה ע֖וֹד בְּהַ֥ר קָדְשִֽׁי׃</w:t>
@@ -1260,18 +1574,24 @@
       </w:pPr>
       <w:r>
         <w:rPr>
+          <w:rtl/>
+          <w:cs/>
           <w:lang w:val="he_IL" w:bidi="he_IL"/>
         </w:rPr>
       </w:r>
       <w:r>
         <w:rPr>
           <w:vertAlign w:val="superscript"/>
+          <w:rtl/>
+          <w:cs/>
           <w:lang w:val="he_IL" w:bidi="he_IL"/>
         </w:rPr>
         <w:t>12</w:t>
       </w:r>
       <w:r>
         <w:rPr>
+          <w:rtl/>
+          <w:cs/>
           <w:lang w:val="he_IL" w:bidi="he_IL"/>
         </w:rPr>
         <w:t xml:space="preserve"> וְהִשְׁאַרְתִּ֣י בְקִרְבֵּ֔ךְ עַ֥ם עָנִ֖י וָדָ֑ל וְחָס֖וּ בְּשֵׁ֥ם יְהוָֽה׃</w:t>
@@ -1283,18 +1603,24 @@
       </w:pPr>
       <w:r>
         <w:rPr>
+          <w:rtl/>
+          <w:cs/>
           <w:lang w:val="he_IL" w:bidi="he_IL"/>
         </w:rPr>
       </w:r>
       <w:r>
         <w:rPr>
           <w:vertAlign w:val="superscript"/>
+          <w:rtl/>
+          <w:cs/>
           <w:lang w:val="he_IL" w:bidi="he_IL"/>
         </w:rPr>
         <w:t>13</w:t>
       </w:r>
       <w:r>
         <w:rPr>
+          <w:rtl/>
+          <w:cs/>
           <w:lang w:val="he_IL" w:bidi="he_IL"/>
         </w:rPr>
         <w:t xml:space="preserve"> שְׁאֵרִ֨ית יִשְׂרָאֵ֜ל לֹֽא־יַעֲשׂ֤וּ עַוְלָה֙ וְלֹא־יְדַבְּר֣וּ כָזָ֔ב וְלֹֽא־יִמָּצֵ֥א בְּפִיהֶ֖ם לְשׁ֣וֹן תַּרְמִ֑ית כִּֽי־הֵ֛מָּה יִרְע֥וּ וְרָבְצ֖וּ וְאֵ֥ין מַחֲרִֽיד׃ ס</w:t>
@@ -1306,18 +1632,24 @@
       </w:pPr>
       <w:r>
         <w:rPr>
+          <w:rtl/>
+          <w:cs/>
           <w:lang w:val="he_IL" w:bidi="he_IL"/>
         </w:rPr>
       </w:r>
       <w:r>
         <w:rPr>
           <w:vertAlign w:val="superscript"/>
+          <w:rtl/>
+          <w:cs/>
           <w:lang w:val="he_IL" w:bidi="he_IL"/>
         </w:rPr>
         <w:t>14</w:t>
       </w:r>
       <w:r>
         <w:rPr>
+          <w:rtl/>
+          <w:cs/>
           <w:lang w:val="he_IL" w:bidi="he_IL"/>
         </w:rPr>
         <w:t xml:space="preserve"> רָנִּי֙ בַּת־צִיּ֔וֹן הָרִ֖יעוּ יִשְׂרָאֵ֑ל שִׂמְחִ֤י וְעָלְזִי֙ בְּכָל־לֵ֔ב בַּ֖ת יְרוּשָׁלִָֽם׃</w:t>
@@ -1329,18 +1661,24 @@
       </w:pPr>
       <w:r>
         <w:rPr>
+          <w:rtl/>
+          <w:cs/>
           <w:lang w:val="he_IL" w:bidi="he_IL"/>
         </w:rPr>
       </w:r>
       <w:r>
         <w:rPr>
           <w:vertAlign w:val="superscript"/>
+          <w:rtl/>
+          <w:cs/>
           <w:lang w:val="he_IL" w:bidi="he_IL"/>
         </w:rPr>
         <w:t>15</w:t>
       </w:r>
       <w:r>
         <w:rPr>
+          <w:rtl/>
+          <w:cs/>
           <w:lang w:val="he_IL" w:bidi="he_IL"/>
         </w:rPr>
         <w:t xml:space="preserve"> הֵסִ֤יר יְהוָה֙ מִשְׁפָּטַ֔יִךְ פִּנָּ֖ה אֹֽיְבֵ֑ךְ מֶ֣לֶךְ יִשְׂרָאֵ֤ל ׀ יְהוָה֙ בְּקִרְבֵּ֔ךְ לֹא־תִֽירְאִ֥י רָ֖ע עֽוֹד׃</w:t>
@@ -1352,18 +1690,24 @@
       </w:pPr>
       <w:r>
         <w:rPr>
+          <w:rtl/>
+          <w:cs/>
           <w:lang w:val="he_IL" w:bidi="he_IL"/>
         </w:rPr>
       </w:r>
       <w:r>
         <w:rPr>
           <w:vertAlign w:val="superscript"/>
+          <w:rtl/>
+          <w:cs/>
           <w:lang w:val="he_IL" w:bidi="he_IL"/>
         </w:rPr>
         <w:t>16</w:t>
       </w:r>
       <w:r>
         <w:rPr>
+          <w:rtl/>
+          <w:cs/>
           <w:lang w:val="he_IL" w:bidi="he_IL"/>
         </w:rPr>
         <w:t xml:space="preserve"> בַּיּ֣וֹם הַה֔וּא יֵאָמֵ֥ר לִירֽוּשָׁלִַ֖ם אַל־תִּירָ֑אִי צִיּ֖וֹן אַל־יִרְפּ֥וּ יָדָֽיִךְ׃</w:t>
@@ -1375,18 +1719,24 @@
       </w:pPr>
       <w:r>
         <w:rPr>
+          <w:rtl/>
+          <w:cs/>
           <w:lang w:val="he_IL" w:bidi="he_IL"/>
         </w:rPr>
       </w:r>
       <w:r>
         <w:rPr>
           <w:vertAlign w:val="superscript"/>
+          <w:rtl/>
+          <w:cs/>
           <w:lang w:val="he_IL" w:bidi="he_IL"/>
         </w:rPr>
         <w:t>17</w:t>
       </w:r>
       <w:r>
         <w:rPr>
+          <w:rtl/>
+          <w:cs/>
           <w:lang w:val="he_IL" w:bidi="he_IL"/>
         </w:rPr>
         <w:t xml:space="preserve"> יְהוָ֧ה אֱלֹהַ֛יִךְ בְּקִרְבֵּ֖ך גִּבּ֣וֹר יוֹשִׁ֑יעַ יָשִׂ֨ישׂ עָלַ֜יִךְ בְּשִׂמְחָ֗ה יַחֲרִישׁ֙ בְּאַ֣הֲבָת֔וֹ יָגִ֥יל עָלַ֖יִךְ בְּרִנָּֽה׃</w:t>
@@ -1398,18 +1748,24 @@
       </w:pPr>
       <w:r>
         <w:rPr>
+          <w:rtl/>
+          <w:cs/>
           <w:lang w:val="he_IL" w:bidi="he_IL"/>
         </w:rPr>
       </w:r>
       <w:r>
         <w:rPr>
           <w:vertAlign w:val="superscript"/>
+          <w:rtl/>
+          <w:cs/>
           <w:lang w:val="he_IL" w:bidi="he_IL"/>
         </w:rPr>
         <w:t>18</w:t>
       </w:r>
       <w:r>
         <w:rPr>
+          <w:rtl/>
+          <w:cs/>
           <w:lang w:val="he_IL" w:bidi="he_IL"/>
         </w:rPr>
         <w:t xml:space="preserve"> נוּגֵ֧י מִמּוֹעֵ֛ד אָסַ֖פְתִּי מִמֵּ֣ךְ הָי֑וּ מַשְׂאֵ֥ת עָלֶ֖יהָ חֶרְפָּֽה׃</w:t>
@@ -1421,18 +1777,24 @@
       </w:pPr>
       <w:r>
         <w:rPr>
+          <w:rtl/>
+          <w:cs/>
           <w:lang w:val="he_IL" w:bidi="he_IL"/>
         </w:rPr>
       </w:r>
       <w:r>
         <w:rPr>
           <w:vertAlign w:val="superscript"/>
+          <w:rtl/>
+          <w:cs/>
           <w:lang w:val="he_IL" w:bidi="he_IL"/>
         </w:rPr>
         <w:t>19</w:t>
       </w:r>
       <w:r>
         <w:rPr>
+          <w:rtl/>
+          <w:cs/>
           <w:lang w:val="he_IL" w:bidi="he_IL"/>
         </w:rPr>
         <w:t xml:space="preserve"> הִנְנִ֥י עֹשֶׂ֛ה אֶת־כָּל־מְעַנַּ֖יִךְ בָּעֵ֣ת הַהִ֑יא וְהוֹשַׁעְתִּ֣י אֶת־הַצֹּלֵעָ֗ה וְהַנִּדָּחָה֙ אֲקַבֵּ֔ץ וְשַׂמְתִּים֙ לִתְהִלָּ֣ה וּלְשֵׁ֔ם בְּכָל־הָאָ֖רֶץ בָּשְׁתָּֽם׃</w:t>
@@ -1444,18 +1806,24 @@
       </w:pPr>
       <w:r>
         <w:rPr>
+          <w:rtl/>
+          <w:cs/>
           <w:lang w:val="he_IL" w:bidi="he_IL"/>
         </w:rPr>
       </w:r>
       <w:r>
         <w:rPr>
           <w:vertAlign w:val="superscript"/>
+          <w:rtl/>
+          <w:cs/>
           <w:lang w:val="he_IL" w:bidi="he_IL"/>
         </w:rPr>
         <w:t>20</w:t>
       </w:r>
       <w:r>
         <w:rPr>
+          <w:rtl/>
+          <w:cs/>
           <w:lang w:val="he_IL" w:bidi="he_IL"/>
         </w:rPr>
         <w:t xml:space="preserve"> בָּעֵ֤ת הַהִיא֙ אָבִ֣יא אֶתְכֶ֔ם וּבָעֵ֖ת קַבְּצִ֣י אֶתְכֶ֑ם כִּֽי־אֶתֵּ֨ן אֶתְכֶ֜ם לְשֵׁ֣ם וְלִתְהִלָּ֗ה בְּכֹל֙ עַמֵּ֣י הָאָ֔רֶץ בְּשׁוּבִ֧י אֶת־שְׁבוּתֵיכֶ֛ם לְעֵינֵיכֶ֖ם אָמַ֥ר יְהוָֽה׃</w:t>
